--- a/請分別針對(1)甄選入學分為一階→二階→錄取→報到_(2)申請入學分為一階→二階→報到(報到狀態_....docx
+++ b/請分別針對(1)甄選入學分為一階→二階→錄取→報到_(2)申請入學分為一階→二階→報到(報到狀態_....docx
@@ -1746,24 +1746,51 @@
             <w:vAlign w:val="top"/>
           </w:tcPr>
           <w:p>
-            <w:pPr>
-              <w:pBdr>
-                <w:top w:space="0" w:sz="0" w:val="nil"/>
-                <w:left w:space="0" w:sz="0" w:val="nil"/>
-                <w:bottom w:space="0" w:sz="0" w:val="nil"/>
-                <w:right w:space="0" w:sz="0" w:val="nil"/>
-                <w:between w:space="0" w:sz="0" w:val="nil"/>
-              </w:pBdr>
-              <w:shd w:fill="auto" w:val="clear"/>
-              <w:spacing w:after="120" w:before="120" w:line="275.9999942779541" w:lineRule="auto"/>
-              <w:rPr>
-                <w:rFonts w:ascii="Google Sans" w:cs="Google Sans" w:eastAsia="Google Sans" w:hAnsi="Google Sans"/>
-                <w:color w:val="1f1f1f"/>
-              </w:rPr>
-            </w:pPr>
-            <w:r>
-              <w:rPr>
-                <w:rFonts w:ascii="Google Sans" w:cs="Google Sans" w:eastAsia="Google Sans" w:hAnsi="Google Sans"/>
+            <w:r>
+              <w:t>152 人 (分發86人)</w:t>
+            </w:r>
+          </w:p>
+        </w:tc>
+        <w:tc>
+          <w:tcPr>
+            <w:tcBorders>
+              <w:top w:color="c4c7c5" w:space="0" w:sz="6" w:val="single"/>
+              <w:left w:color="c4c7c5" w:space="0" w:sz="6" w:val="single"/>
+              <w:bottom w:color="c4c7c5" w:space="0" w:sz="6" w:val="single"/>
+              <w:right w:color="c4c7c5" w:space="0" w:sz="6" w:val="single"/>
+            </w:tcBorders>
+            <w:shd w:fill="auto" w:val="clear"/>
+            <w:tcMar>
+              <w:top w:w="120.0" w:type="dxa"/>
+              <w:left w:w="180.0" w:type="dxa"/>
+              <w:bottom w:w="120.0" w:type="dxa"/>
+              <w:right w:w="180.0" w:type="dxa"/>
+            </w:tcMar>
+            <w:vAlign w:val="top"/>
+          </w:tcPr>
+          <w:p>
+            <w:pPr>
+              <w:pBdr>
+                <w:top w:space="0" w:sz="0" w:val="nil"/>
+                <w:left w:space="0" w:sz="0" w:val="nil"/>
+                <w:bottom w:space="0" w:sz="0" w:val="nil"/>
+                <w:right w:space="0" w:sz="0" w:val="nil"/>
+                <w:between w:space="0" w:sz="0" w:val="nil"/>
+              </w:pBdr>
+              <w:shd w:fill="auto" w:val="clear"/>
+              <w:spacing w:after="120" w:before="120" w:line="275.9999942779541" w:lineRule="auto"/>
+              <w:rPr>
+                <w:rFonts w:ascii="Google Sans" w:cs="Google Sans" w:eastAsia="Google Sans" w:hAnsi="Google Sans"/>
+                <w:b w:val="1"/>
+                <w:bCs w:val="1"/>
+                <w:color w:val="1f1f1f"/>
+              </w:rPr>
+            </w:pPr>
+            <w:r>
+              <w:rPr>
+                <w:rFonts w:ascii="Google Sans" w:cs="Google Sans" w:eastAsia="Google Sans" w:hAnsi="Google Sans"/>
+                <w:b w:val="1"/>
+                <w:bCs w:val="1"/>
                 <w:color w:val="1f1f1f"/>
                 <w:rtl w:val="0"/>
               </w:rPr>
@@ -1801,53 +1828,6 @@
               <w:spacing w:after="120" w:before="120" w:line="275.9999942779541" w:lineRule="auto"/>
               <w:rPr>
                 <w:rFonts w:ascii="Google Sans" w:cs="Google Sans" w:eastAsia="Google Sans" w:hAnsi="Google Sans"/>
-                <w:b w:val="1"/>
-                <w:bCs w:val="1"/>
-                <w:color w:val="1f1f1f"/>
-              </w:rPr>
-            </w:pPr>
-            <w:r>
-              <w:rPr>
-                <w:rFonts w:ascii="Google Sans" w:cs="Google Sans" w:eastAsia="Google Sans" w:hAnsi="Google Sans"/>
-                <w:b w:val="1"/>
-                <w:bCs w:val="1"/>
-                <w:color w:val="1f1f1f"/>
-                <w:rtl w:val="0"/>
-              </w:rPr>
-              <w:t xml:space="preserve">86 人</w:t>
-            </w:r>
-          </w:p>
-        </w:tc>
-        <w:tc>
-          <w:tcPr>
-            <w:tcBorders>
-              <w:top w:color="c4c7c5" w:space="0" w:sz="6" w:val="single"/>
-              <w:left w:color="c4c7c5" w:space="0" w:sz="6" w:val="single"/>
-              <w:bottom w:color="c4c7c5" w:space="0" w:sz="6" w:val="single"/>
-              <w:right w:color="c4c7c5" w:space="0" w:sz="6" w:val="single"/>
-            </w:tcBorders>
-            <w:shd w:fill="auto" w:val="clear"/>
-            <w:tcMar>
-              <w:top w:w="120.0" w:type="dxa"/>
-              <w:left w:w="180.0" w:type="dxa"/>
-              <w:bottom w:w="120.0" w:type="dxa"/>
-              <w:right w:w="180.0" w:type="dxa"/>
-            </w:tcMar>
-            <w:vAlign w:val="top"/>
-          </w:tcPr>
-          <w:p>
-            <w:pPr>
-              <w:pBdr>
-                <w:top w:space="0" w:sz="0" w:val="nil"/>
-                <w:left w:space="0" w:sz="0" w:val="nil"/>
-                <w:bottom w:space="0" w:sz="0" w:val="nil"/>
-                <w:right w:space="0" w:sz="0" w:val="nil"/>
-                <w:between w:space="0" w:sz="0" w:val="nil"/>
-              </w:pBdr>
-              <w:shd w:fill="auto" w:val="clear"/>
-              <w:spacing w:after="120" w:before="120" w:line="275.9999942779541" w:lineRule="auto"/>
-              <w:rPr>
-                <w:rFonts w:ascii="Google Sans" w:cs="Google Sans" w:eastAsia="Google Sans" w:hAnsi="Google Sans"/>
                 <w:color w:val="1f1f1f"/>
               </w:rPr>
             </w:pPr>
@@ -1879,28 +1859,8 @@
             <w:vAlign w:val="top"/>
           </w:tcPr>
           <w:p>
-            <w:pPr>
-              <w:pBdr>
-                <w:top w:space="0" w:sz="0" w:val="nil"/>
-                <w:left w:space="0" w:sz="0" w:val="nil"/>
-                <w:bottom w:space="0" w:sz="0" w:val="nil"/>
-                <w:right w:space="0" w:sz="0" w:val="nil"/>
-                <w:between w:space="0" w:sz="0" w:val="nil"/>
-              </w:pBdr>
-              <w:shd w:fill="auto" w:val="clear"/>
-              <w:spacing w:after="120" w:before="120" w:line="275.9999942779541" w:lineRule="auto"/>
-              <w:rPr>
-                <w:rFonts w:ascii="Google Sans" w:cs="Google Sans" w:eastAsia="Google Sans" w:hAnsi="Google Sans"/>
-                <w:color w:val="1f1f1f"/>
-              </w:rPr>
-            </w:pPr>
-            <w:r>
-              <w:rPr>
-                <w:rFonts w:ascii="Google Sans" w:cs="Google Sans" w:eastAsia="Google Sans" w:hAnsi="Google Sans"/>
-                <w:color w:val="1f1f1f"/>
-                <w:rtl w:val="0"/>
-              </w:rPr>
-              <w:t xml:space="preserve">100.0%</w:t>
+            <w:r>
+              <w:t>56.6%</w:t>
             </w:r>
           </w:p>
         </w:tc>
@@ -9486,28 +9446,8 @@
             <w:vAlign w:val="top"/>
           </w:tcPr>
           <w:p>
-            <w:pPr>
-              <w:pBdr>
-                <w:top w:space="0" w:sz="0" w:val="nil"/>
-                <w:left w:space="0" w:sz="0" w:val="nil"/>
-                <w:bottom w:space="0" w:sz="0" w:val="nil"/>
-                <w:right w:space="0" w:sz="0" w:val="nil"/>
-                <w:between w:space="0" w:sz="0" w:val="nil"/>
-              </w:pBdr>
-              <w:shd w:fill="auto" w:val="clear"/>
-              <w:spacing w:after="120" w:before="120" w:line="275.9999942779541" w:lineRule="auto"/>
-              <w:rPr>
-                <w:rFonts w:ascii="Google Sans" w:cs="Google Sans" w:eastAsia="Google Sans" w:hAnsi="Google Sans"/>
-                <w:color w:val="1f1f1f"/>
-              </w:rPr>
-            </w:pPr>
-            <w:r>
-              <w:rPr>
-                <w:rFonts w:ascii="Google Sans" w:cs="Google Sans" w:eastAsia="Google Sans" w:hAnsi="Google Sans"/>
-                <w:color w:val="1f1f1f"/>
-                <w:rtl w:val="0"/>
-              </w:rPr>
-              <w:t xml:space="preserve">133 人</w:t>
+            <w:r>
+              <w:t>135 人</w:t>
             </w:r>
           </w:p>
         </w:tc>
@@ -9758,28 +9698,8 @@
             <w:vAlign w:val="top"/>
           </w:tcPr>
           <w:p>
-            <w:pPr>
-              <w:pBdr>
-                <w:top w:space="0" w:sz="0" w:val="nil"/>
-                <w:left w:space="0" w:sz="0" w:val="nil"/>
-                <w:bottom w:space="0" w:sz="0" w:val="nil"/>
-                <w:right w:space="0" w:sz="0" w:val="nil"/>
-                <w:between w:space="0" w:sz="0" w:val="nil"/>
-              </w:pBdr>
-              <w:shd w:fill="auto" w:val="clear"/>
-              <w:spacing w:after="120" w:before="120" w:line="275.9999942779541" w:lineRule="auto"/>
-              <w:rPr>
-                <w:rFonts w:ascii="Google Sans" w:cs="Google Sans" w:eastAsia="Google Sans" w:hAnsi="Google Sans"/>
-                <w:color w:val="1f1f1f"/>
-              </w:rPr>
-            </w:pPr>
-            <w:r>
-              <w:rPr>
-                <w:rFonts w:ascii="Google Sans" w:cs="Google Sans" w:eastAsia="Google Sans" w:hAnsi="Google Sans"/>
-                <w:color w:val="1f1f1f"/>
-                <w:rtl w:val="0"/>
-              </w:rPr>
-              <w:t xml:space="preserve">372 人次（345 人）</w:t>
+            <w:r>
+              <w:t>401 人次 (正備取372人次/345人)</w:t>
             </w:r>
           </w:p>
         </w:tc>
@@ -9934,32 +9854,8 @@
             <w:vAlign w:val="top"/>
           </w:tcPr>
           <w:p>
-            <w:pPr>
-              <w:pBdr>
-                <w:top w:space="0" w:sz="0" w:val="nil"/>
-                <w:left w:space="0" w:sz="0" w:val="nil"/>
-                <w:bottom w:space="0" w:sz="0" w:val="nil"/>
-                <w:right w:space="0" w:sz="0" w:val="nil"/>
-                <w:between w:space="0" w:sz="0" w:val="nil"/>
-              </w:pBdr>
-              <w:shd w:fill="auto" w:val="clear"/>
-              <w:spacing w:after="120" w:before="120" w:line="275.9999942779541" w:lineRule="auto"/>
-              <w:rPr>
-                <w:rFonts w:ascii="Google Sans" w:cs="Google Sans" w:eastAsia="Google Sans" w:hAnsi="Google Sans"/>
-                <w:b w:val="1"/>
-                <w:bCs w:val="1"/>
-                <w:color w:val="1f1f1f"/>
-              </w:rPr>
-            </w:pPr>
-            <w:r>
-              <w:rPr>
-                <w:rFonts w:ascii="Google Sans" w:cs="Google Sans" w:eastAsia="Google Sans" w:hAnsi="Google Sans"/>
-                <w:b w:val="1"/>
-                <w:bCs w:val="1"/>
-                <w:color w:val="1f1f1f"/>
-                <w:rtl w:val="0"/>
-              </w:rPr>
-              <w:t xml:space="preserve">41.7%</w:t>
+            <w:r>
+              <w:t>38.7%</w:t>
             </w:r>
           </w:p>
         </w:tc>
@@ -11108,28 +11004,8 @@
             <w:vAlign w:val="top"/>
           </w:tcPr>
           <w:p>
-            <w:pPr>
-              <w:pBdr>
-                <w:top w:space="0" w:sz="0" w:val="nil"/>
-                <w:left w:space="0" w:sz="0" w:val="nil"/>
-                <w:bottom w:space="0" w:sz="0" w:val="nil"/>
-                <w:right w:space="0" w:sz="0" w:val="nil"/>
-                <w:between w:space="0" w:sz="0" w:val="nil"/>
-              </w:pBdr>
-              <w:shd w:fill="auto" w:val="clear"/>
-              <w:spacing w:after="120" w:before="120" w:line="275.9999942779541" w:lineRule="auto"/>
-              <w:rPr>
-                <w:rFonts w:ascii="Google Sans" w:cs="Google Sans" w:eastAsia="Google Sans" w:hAnsi="Google Sans"/>
-                <w:color w:val="1f1f1f"/>
-              </w:rPr>
-            </w:pPr>
-            <w:r>
-              <w:rPr>
-                <w:rFonts w:ascii="Google Sans" w:cs="Google Sans" w:eastAsia="Google Sans" w:hAnsi="Google Sans"/>
-                <w:color w:val="1f1f1f"/>
-                <w:rtl w:val="0"/>
-              </w:rPr>
-              <w:t xml:space="preserve">77</w:t>
+            <w:r>
+              <w:t>78</w:t>
             </w:r>
           </w:p>
         </w:tc>
@@ -11194,32 +11070,8 @@
             <w:vAlign w:val="top"/>
           </w:tcPr>
           <w:p>
-            <w:pPr>
-              <w:pBdr>
-                <w:top w:space="0" w:sz="0" w:val="nil"/>
-                <w:left w:space="0" w:sz="0" w:val="nil"/>
-                <w:bottom w:space="0" w:sz="0" w:val="nil"/>
-                <w:right w:space="0" w:sz="0" w:val="nil"/>
-                <w:between w:space="0" w:sz="0" w:val="nil"/>
-              </w:pBdr>
-              <w:shd w:fill="auto" w:val="clear"/>
-              <w:spacing w:after="120" w:before="120" w:line="275.9999942779541" w:lineRule="auto"/>
-              <w:rPr>
-                <w:rFonts w:ascii="Google Sans" w:cs="Google Sans" w:eastAsia="Google Sans" w:hAnsi="Google Sans"/>
-                <w:b w:val="1"/>
-                <w:bCs w:val="1"/>
-                <w:color w:val="1f1f1f"/>
-              </w:rPr>
-            </w:pPr>
-            <w:r>
-              <w:rPr>
-                <w:rFonts w:ascii="Google Sans" w:cs="Google Sans" w:eastAsia="Google Sans" w:hAnsi="Google Sans"/>
-                <w:b w:val="1"/>
-                <w:bCs w:val="1"/>
-                <w:color w:val="1f1f1f"/>
-                <w:rtl w:val="0"/>
-              </w:rPr>
-              <w:t xml:space="preserve">412</w:t>
+            <w:r>
+              <w:t>413</w:t>
             </w:r>
           </w:p>
         </w:tc>
@@ -12701,28 +12553,8 @@
             <w:vAlign w:val="top"/>
           </w:tcPr>
           <w:p>
-            <w:pPr>
-              <w:pBdr>
-                <w:top w:space="0" w:sz="0" w:val="nil"/>
-                <w:left w:space="0" w:sz="0" w:val="nil"/>
-                <w:bottom w:space="0" w:sz="0" w:val="nil"/>
-                <w:right w:space="0" w:sz="0" w:val="nil"/>
-                <w:between w:space="0" w:sz="0" w:val="nil"/>
-              </w:pBdr>
-              <w:shd w:fill="auto" w:val="clear"/>
-              <w:spacing w:after="120" w:before="120" w:line="275.9999942779541" w:lineRule="auto"/>
-              <w:rPr>
-                <w:rFonts w:ascii="Google Sans" w:cs="Google Sans" w:eastAsia="Google Sans" w:hAnsi="Google Sans"/>
-                <w:color w:val="1f1f1f"/>
-              </w:rPr>
-            </w:pPr>
-            <w:r>
-              <w:rPr>
-                <w:rFonts w:ascii="Google Sans" w:cs="Google Sans" w:eastAsia="Google Sans" w:hAnsi="Google Sans"/>
-                <w:color w:val="1f1f1f"/>
-                <w:rtl w:val="0"/>
-              </w:rPr>
-              <w:t xml:space="preserve">4</w:t>
+            <w:r>
+              <w:t>5</w:t>
             </w:r>
           </w:p>
         </w:tc>
@@ -12787,32 +12619,8 @@
             <w:vAlign w:val="top"/>
           </w:tcPr>
           <w:p>
-            <w:pPr>
-              <w:pBdr>
-                <w:top w:space="0" w:sz="0" w:val="nil"/>
-                <w:left w:space="0" w:sz="0" w:val="nil"/>
-                <w:bottom w:space="0" w:sz="0" w:val="nil"/>
-                <w:right w:space="0" w:sz="0" w:val="nil"/>
-                <w:between w:space="0" w:sz="0" w:val="nil"/>
-              </w:pBdr>
-              <w:shd w:fill="auto" w:val="clear"/>
-              <w:spacing w:after="120" w:before="120" w:line="275.9999942779541" w:lineRule="auto"/>
-              <w:rPr>
-                <w:rFonts w:ascii="Google Sans" w:cs="Google Sans" w:eastAsia="Google Sans" w:hAnsi="Google Sans"/>
-                <w:b w:val="1"/>
-                <w:bCs w:val="1"/>
-                <w:color w:val="1f1f1f"/>
-              </w:rPr>
-            </w:pPr>
-            <w:r>
-              <w:rPr>
-                <w:rFonts w:ascii="Google Sans" w:cs="Google Sans" w:eastAsia="Google Sans" w:hAnsi="Google Sans"/>
-                <w:b w:val="1"/>
-                <w:bCs w:val="1"/>
-                <w:color w:val="1f1f1f"/>
-                <w:rtl w:val="0"/>
-              </w:rPr>
-              <w:t xml:space="preserve">43</w:t>
+            <w:r>
+              <w:t>44</w:t>
             </w:r>
           </w:p>
         </w:tc>
@@ -13676,32 +13484,8 @@
             <w:vAlign w:val="top"/>
           </w:tcPr>
           <w:p>
-            <w:pPr>
-              <w:pBdr>
-                <w:top w:space="0" w:sz="0" w:val="nil"/>
-                <w:left w:space="0" w:sz="0" w:val="nil"/>
-                <w:bottom w:space="0" w:sz="0" w:val="nil"/>
-                <w:right w:space="0" w:sz="0" w:val="nil"/>
-                <w:between w:space="0" w:sz="0" w:val="nil"/>
-              </w:pBdr>
-              <w:shd w:fill="auto" w:val="clear"/>
-              <w:spacing w:after="120" w:before="120" w:line="275.9999942779541" w:lineRule="auto"/>
-              <w:rPr>
-                <w:rFonts w:ascii="Google Sans" w:cs="Google Sans" w:eastAsia="Google Sans" w:hAnsi="Google Sans"/>
-                <w:b w:val="1"/>
-                <w:bCs w:val="1"/>
-                <w:color w:val="1f1f1f"/>
-              </w:rPr>
-            </w:pPr>
-            <w:r>
-              <w:rPr>
-                <w:rFonts w:ascii="Google Sans" w:cs="Google Sans" w:eastAsia="Google Sans" w:hAnsi="Google Sans"/>
-                <w:b w:val="1"/>
-                <w:bCs w:val="1"/>
-                <w:color w:val="1f1f1f"/>
-                <w:rtl w:val="0"/>
-              </w:rPr>
-              <w:t xml:space="preserve">133</w:t>
+            <w:r>
+              <w:t>135</w:t>
             </w:r>
           </w:p>
         </w:tc>
@@ -13770,32 +13554,8 @@
             <w:vAlign w:val="top"/>
           </w:tcPr>
           <w:p>
-            <w:pPr>
-              <w:pBdr>
-                <w:top w:space="0" w:sz="0" w:val="nil"/>
-                <w:left w:space="0" w:sz="0" w:val="nil"/>
-                <w:bottom w:space="0" w:sz="0" w:val="nil"/>
-                <w:right w:space="0" w:sz="0" w:val="nil"/>
-                <w:between w:space="0" w:sz="0" w:val="nil"/>
-              </w:pBdr>
-              <w:shd w:fill="auto" w:val="clear"/>
-              <w:spacing w:after="120" w:before="120" w:line="275.9999942779541" w:lineRule="auto"/>
-              <w:rPr>
-                <w:rFonts w:ascii="Google Sans" w:cs="Google Sans" w:eastAsia="Google Sans" w:hAnsi="Google Sans"/>
-                <w:b w:val="1"/>
-                <w:bCs w:val="1"/>
-                <w:color w:val="1f1f1f"/>
-              </w:rPr>
-            </w:pPr>
-            <w:r>
-              <w:rPr>
-                <w:rFonts w:ascii="Google Sans" w:cs="Google Sans" w:eastAsia="Google Sans" w:hAnsi="Google Sans"/>
-                <w:b w:val="1"/>
-                <w:bCs w:val="1"/>
-                <w:color w:val="1f1f1f"/>
-                <w:rtl w:val="0"/>
-              </w:rPr>
-              <w:t xml:space="preserve">755</w:t>
+            <w:r>
+              <w:t>757</w:t>
             </w:r>
           </w:p>
         </w:tc>

--- a/請分別針對(1)甄選入學分為一階→二階→錄取→報到_(2)申請入學分為一階→二階→報到(報到狀態_....docx
+++ b/請分別針對(1)甄選入學分為一階→二階→錄取→報到_(2)申請入學分為一階→二階→報到(報到狀態_....docx
@@ -1384,32 +1384,8 @@
             <w:vAlign w:val="top"/>
           </w:tcPr>
           <w:p>
-            <w:pPr>
-              <w:pBdr>
-                <w:top w:space="0" w:sz="0" w:val="nil"/>
-                <w:left w:space="0" w:sz="0" w:val="nil"/>
-                <w:bottom w:space="0" w:sz="0" w:val="nil"/>
-                <w:right w:space="0" w:sz="0" w:val="nil"/>
-                <w:between w:space="0" w:sz="0" w:val="nil"/>
-              </w:pBdr>
-              <w:shd w:fill="auto" w:val="clear"/>
-              <w:spacing w:after="120" w:before="120" w:line="275.9999942779541" w:lineRule="auto"/>
-              <w:rPr>
-                <w:rFonts w:ascii="Google Sans" w:cs="Google Sans" w:eastAsia="Google Sans" w:hAnsi="Google Sans"/>
-                <w:i w:val="1"/>
-                <w:iCs w:val="1"/>
-                <w:color w:val="1f1f1f"/>
-              </w:rPr>
-            </w:pPr>
-            <w:r>
-              <w:rPr>
-                <w:rFonts w:ascii="Google Sans" w:cs="Google Sans" w:eastAsia="Google Sans" w:hAnsi="Google Sans"/>
-                <w:i w:val="1"/>
-                <w:iCs w:val="1"/>
-                <w:color w:val="1f1f1f"/>
-                <w:rtl w:val="0"/>
-              </w:rPr>
-              <w:t xml:space="preserve">(受系統密碼保護)</w:t>
+            <w:r>
+              <w:t>247 人次（247 人）</w:t>
             </w:r>
           </w:p>
         </w:tc>
@@ -1521,28 +1497,8 @@
             <w:vAlign w:val="top"/>
           </w:tcPr>
           <w:p>
-            <w:pPr>
-              <w:pBdr>
-                <w:top w:space="0" w:sz="0" w:val="nil"/>
-                <w:left w:space="0" w:sz="0" w:val="nil"/>
-                <w:bottom w:space="0" w:sz="0" w:val="nil"/>
-                <w:right w:space="0" w:sz="0" w:val="nil"/>
-                <w:between w:space="0" w:sz="0" w:val="nil"/>
-              </w:pBdr>
-              <w:shd w:fill="auto" w:val="clear"/>
-              <w:spacing w:after="120" w:before="120" w:line="275.9999942779541" w:lineRule="auto"/>
-              <w:rPr>
-                <w:rFonts w:ascii="Google Sans" w:cs="Google Sans" w:eastAsia="Google Sans" w:hAnsi="Google Sans"/>
-                <w:color w:val="1f1f1f"/>
-              </w:rPr>
-            </w:pPr>
-            <w:r>
-              <w:rPr>
-                <w:rFonts w:ascii="Google Sans" w:cs="Google Sans" w:eastAsia="Google Sans" w:hAnsi="Google Sans"/>
-                <w:color w:val="1f1f1f"/>
-                <w:rtl w:val="0"/>
-              </w:rPr>
-              <w:t xml:space="preserve">—</w:t>
+            <w:r>
+              <w:t>53.6%</w:t>
             </w:r>
           </w:p>
         </w:tc>
@@ -1747,54 +1703,30 @@
           </w:tcPr>
           <w:p>
             <w:r>
-              <w:t>152 人 (分發86人)</w:t>
-            </w:r>
-          </w:p>
-        </w:tc>
-        <w:tc>
-          <w:tcPr>
-            <w:tcBorders>
-              <w:top w:color="c4c7c5" w:space="0" w:sz="6" w:val="single"/>
-              <w:left w:color="c4c7c5" w:space="0" w:sz="6" w:val="single"/>
-              <w:bottom w:color="c4c7c5" w:space="0" w:sz="6" w:val="single"/>
-              <w:right w:color="c4c7c5" w:space="0" w:sz="6" w:val="single"/>
-            </w:tcBorders>
-            <w:shd w:fill="auto" w:val="clear"/>
-            <w:tcMar>
-              <w:top w:w="120.0" w:type="dxa"/>
-              <w:left w:w="180.0" w:type="dxa"/>
-              <w:bottom w:w="120.0" w:type="dxa"/>
-              <w:right w:w="180.0" w:type="dxa"/>
-            </w:tcMar>
-            <w:vAlign w:val="top"/>
-          </w:tcPr>
-          <w:p>
-            <w:pPr>
-              <w:pBdr>
-                <w:top w:space="0" w:sz="0" w:val="nil"/>
-                <w:left w:space="0" w:sz="0" w:val="nil"/>
-                <w:bottom w:space="0" w:sz="0" w:val="nil"/>
-                <w:right w:space="0" w:sz="0" w:val="nil"/>
-                <w:between w:space="0" w:sz="0" w:val="nil"/>
-              </w:pBdr>
-              <w:shd w:fill="auto" w:val="clear"/>
-              <w:spacing w:after="120" w:before="120" w:line="275.9999942779541" w:lineRule="auto"/>
-              <w:rPr>
-                <w:rFonts w:ascii="Google Sans" w:cs="Google Sans" w:eastAsia="Google Sans" w:hAnsi="Google Sans"/>
-                <w:b w:val="1"/>
-                <w:bCs w:val="1"/>
-                <w:color w:val="1f1f1f"/>
-              </w:rPr>
-            </w:pPr>
-            <w:r>
-              <w:rPr>
-                <w:rFonts w:ascii="Google Sans" w:cs="Google Sans" w:eastAsia="Google Sans" w:hAnsi="Google Sans"/>
-                <w:b w:val="1"/>
-                <w:bCs w:val="1"/>
-                <w:color w:val="1f1f1f"/>
-                <w:rtl w:val="0"/>
-              </w:rPr>
-              <w:t xml:space="preserve">86 人</w:t>
+              <w:t>86 人</w:t>
+            </w:r>
+          </w:p>
+        </w:tc>
+        <w:tc>
+          <w:tcPr>
+            <w:tcBorders>
+              <w:top w:color="c4c7c5" w:space="0" w:sz="6" w:val="single"/>
+              <w:left w:color="c4c7c5" w:space="0" w:sz="6" w:val="single"/>
+              <w:bottom w:color="c4c7c5" w:space="0" w:sz="6" w:val="single"/>
+              <w:right w:color="c4c7c5" w:space="0" w:sz="6" w:val="single"/>
+            </w:tcBorders>
+            <w:shd w:fill="auto" w:val="clear"/>
+            <w:tcMar>
+              <w:top w:w="120.0" w:type="dxa"/>
+              <w:left w:w="180.0" w:type="dxa"/>
+              <w:bottom w:w="120.0" w:type="dxa"/>
+              <w:right w:w="180.0" w:type="dxa"/>
+            </w:tcMar>
+            <w:vAlign w:val="top"/>
+          </w:tcPr>
+          <w:p>
+            <w:r>
+              <w:t>80 人</w:t>
             </w:r>
           </w:p>
         </w:tc>
@@ -1860,7 +1792,7 @@
           </w:tcPr>
           <w:p>
             <w:r>
-              <w:t>56.6%</w:t>
+              <w:t>93.0%</w:t>
             </w:r>
           </w:p>
         </w:tc>
@@ -2021,79 +1953,31 @@
             <w:vAlign w:val="top"/>
           </w:tcPr>
           <w:p>
-            <w:pPr>
-              <w:pBdr>
-                <w:top w:space="0" w:sz="0" w:val="nil"/>
-                <w:left w:space="0" w:sz="0" w:val="nil"/>
-                <w:bottom w:space="0" w:sz="0" w:val="nil"/>
-                <w:right w:space="0" w:sz="0" w:val="nil"/>
-                <w:between w:space="0" w:sz="0" w:val="nil"/>
-              </w:pBdr>
-              <w:shd w:fill="auto" w:val="clear"/>
-              <w:spacing w:after="120" w:before="120" w:line="275.9999942779541" w:lineRule="auto"/>
-              <w:rPr>
-                <w:rFonts w:ascii="Google Sans" w:cs="Google Sans" w:eastAsia="Google Sans" w:hAnsi="Google Sans"/>
-                <w:i w:val="1"/>
-                <w:iCs w:val="1"/>
-                <w:color w:val="1f1f1f"/>
-              </w:rPr>
-            </w:pPr>
-            <w:r>
-              <w:rPr>
-                <w:rFonts w:ascii="Google Sans" w:cs="Google Sans" w:eastAsia="Google Sans" w:hAnsi="Google Sans"/>
-                <w:i w:val="1"/>
-                <w:iCs w:val="1"/>
-                <w:color w:val="1f1f1f"/>
-                <w:rtl w:val="0"/>
-              </w:rPr>
-              <w:t xml:space="preserve">(分發檔受密碼保護)</w:t>
-            </w:r>
-          </w:p>
-        </w:tc>
-        <w:tc>
-          <w:tcPr>
-            <w:tcBorders>
-              <w:top w:color="c4c7c5" w:space="0" w:sz="6" w:val="single"/>
-              <w:left w:color="c4c7c5" w:space="0" w:sz="6" w:val="single"/>
-              <w:bottom w:color="c4c7c5" w:space="0" w:sz="6" w:val="single"/>
-              <w:right w:color="c4c7c5" w:space="0" w:sz="6" w:val="single"/>
-            </w:tcBorders>
-            <w:shd w:fill="auto" w:val="clear"/>
-            <w:tcMar>
-              <w:top w:w="120.0" w:type="dxa"/>
-              <w:left w:w="180.0" w:type="dxa"/>
-              <w:bottom w:w="120.0" w:type="dxa"/>
-              <w:right w:w="180.0" w:type="dxa"/>
-            </w:tcMar>
-            <w:vAlign w:val="top"/>
-          </w:tcPr>
-          <w:p>
-            <w:pPr>
-              <w:pBdr>
-                <w:top w:space="0" w:sz="0" w:val="nil"/>
-                <w:left w:space="0" w:sz="0" w:val="nil"/>
-                <w:bottom w:space="0" w:sz="0" w:val="nil"/>
-                <w:right w:space="0" w:sz="0" w:val="nil"/>
-                <w:between w:space="0" w:sz="0" w:val="nil"/>
-              </w:pBdr>
-              <w:shd w:fill="auto" w:val="clear"/>
-              <w:spacing w:after="120" w:before="120" w:line="275.9999942779541" w:lineRule="auto"/>
-              <w:rPr>
-                <w:rFonts w:ascii="Google Sans" w:cs="Google Sans" w:eastAsia="Google Sans" w:hAnsi="Google Sans"/>
-                <w:b w:val="1"/>
-                <w:bCs w:val="1"/>
-                <w:color w:val="1f1f1f"/>
-              </w:rPr>
-            </w:pPr>
-            <w:r>
-              <w:rPr>
-                <w:rFonts w:ascii="Google Sans" w:cs="Google Sans" w:eastAsia="Google Sans" w:hAnsi="Google Sans"/>
-                <w:b w:val="1"/>
-                <w:bCs w:val="1"/>
-                <w:color w:val="1f1f1f"/>
-                <w:rtl w:val="0"/>
-              </w:rPr>
-              <w:t xml:space="preserve">78 人</w:t>
+            <w:r>
+              <w:t>85 人</w:t>
+            </w:r>
+          </w:p>
+        </w:tc>
+        <w:tc>
+          <w:tcPr>
+            <w:tcBorders>
+              <w:top w:color="c4c7c5" w:space="0" w:sz="6" w:val="single"/>
+              <w:left w:color="c4c7c5" w:space="0" w:sz="6" w:val="single"/>
+              <w:bottom w:color="c4c7c5" w:space="0" w:sz="6" w:val="single"/>
+              <w:right w:color="c4c7c5" w:space="0" w:sz="6" w:val="single"/>
+            </w:tcBorders>
+            <w:shd w:fill="auto" w:val="clear"/>
+            <w:tcMar>
+              <w:top w:w="120.0" w:type="dxa"/>
+              <w:left w:w="180.0" w:type="dxa"/>
+              <w:bottom w:w="120.0" w:type="dxa"/>
+              <w:right w:w="180.0" w:type="dxa"/>
+            </w:tcMar>
+            <w:vAlign w:val="top"/>
+          </w:tcPr>
+          <w:p>
+            <w:r>
+              <w:t>78 人</w:t>
             </w:r>
           </w:p>
         </w:tc>
@@ -2158,28 +2042,8 @@
             <w:vAlign w:val="top"/>
           </w:tcPr>
           <w:p>
-            <w:pPr>
-              <w:pBdr>
-                <w:top w:space="0" w:sz="0" w:val="nil"/>
-                <w:left w:space="0" w:sz="0" w:val="nil"/>
-                <w:bottom w:space="0" w:sz="0" w:val="nil"/>
-                <w:right w:space="0" w:sz="0" w:val="nil"/>
-                <w:between w:space="0" w:sz="0" w:val="nil"/>
-              </w:pBdr>
-              <w:shd w:fill="auto" w:val="clear"/>
-              <w:spacing w:after="120" w:before="120" w:line="275.9999942779541" w:lineRule="auto"/>
-              <w:rPr>
-                <w:rFonts w:ascii="Google Sans" w:cs="Google Sans" w:eastAsia="Google Sans" w:hAnsi="Google Sans"/>
-                <w:color w:val="1f1f1f"/>
-              </w:rPr>
-            </w:pPr>
-            <w:r>
-              <w:rPr>
-                <w:rFonts w:ascii="Google Sans" w:cs="Google Sans" w:eastAsia="Google Sans" w:hAnsi="Google Sans"/>
-                <w:color w:val="1f1f1f"/>
-                <w:rtl w:val="0"/>
-              </w:rPr>
-              <w:t xml:space="preserve">—</w:t>
+            <w:r>
+              <w:t>91.8%</w:t>
             </w:r>
           </w:p>
         </w:tc>
@@ -2301,208 +2165,100 @@
             <w:vAlign w:val="top"/>
           </w:tcPr>
           <w:p>
-            <w:pPr>
-              <w:pBdr>
-                <w:top w:space="0" w:sz="0" w:val="nil"/>
-                <w:left w:space="0" w:sz="0" w:val="nil"/>
-                <w:bottom w:space="0" w:sz="0" w:val="nil"/>
-                <w:right w:space="0" w:sz="0" w:val="nil"/>
-                <w:between w:space="0" w:sz="0" w:val="nil"/>
-              </w:pBdr>
-              <w:shd w:fill="auto" w:val="clear"/>
-              <w:spacing w:after="120" w:before="120" w:line="275.9999942779541" w:lineRule="auto"/>
-              <w:rPr>
-                <w:rFonts w:ascii="Google Sans" w:cs="Google Sans" w:eastAsia="Google Sans" w:hAnsi="Google Sans"/>
-                <w:color w:val="1f1f1f"/>
-              </w:rPr>
-            </w:pPr>
-            <w:r>
-              <w:rPr>
-                <w:rFonts w:ascii="Google Sans" w:cs="Google Sans" w:eastAsia="Google Sans" w:hAnsi="Google Sans"/>
-                <w:color w:val="1f1f1f"/>
-                <w:rtl w:val="0"/>
-              </w:rPr>
-              <w:t xml:space="preserve">—</w:t>
-            </w:r>
-          </w:p>
-        </w:tc>
-        <w:tc>
-          <w:tcPr>
-            <w:tcBorders>
-              <w:top w:color="c4c7c5" w:space="0" w:sz="6" w:val="single"/>
-              <w:left w:color="c4c7c5" w:space="0" w:sz="6" w:val="single"/>
-              <w:bottom w:color="c4c7c5" w:space="0" w:sz="6" w:val="single"/>
-              <w:right w:color="c4c7c5" w:space="0" w:sz="6" w:val="single"/>
-            </w:tcBorders>
-            <w:shd w:fill="auto" w:val="clear"/>
-            <w:tcMar>
-              <w:top w:w="120.0" w:type="dxa"/>
-              <w:left w:w="180.0" w:type="dxa"/>
-              <w:bottom w:w="120.0" w:type="dxa"/>
-              <w:right w:w="180.0" w:type="dxa"/>
-            </w:tcMar>
-            <w:vAlign w:val="top"/>
-          </w:tcPr>
-          <w:p>
-            <w:pPr>
-              <w:pBdr>
-                <w:top w:space="0" w:sz="0" w:val="nil"/>
-                <w:left w:space="0" w:sz="0" w:val="nil"/>
-                <w:bottom w:space="0" w:sz="0" w:val="nil"/>
-                <w:right w:space="0" w:sz="0" w:val="nil"/>
-                <w:between w:space="0" w:sz="0" w:val="nil"/>
-              </w:pBdr>
-              <w:shd w:fill="auto" w:val="clear"/>
-              <w:spacing w:after="120" w:before="120" w:line="275.9999942779541" w:lineRule="auto"/>
-              <w:rPr>
-                <w:rFonts w:ascii="Google Sans" w:cs="Google Sans" w:eastAsia="Google Sans" w:hAnsi="Google Sans"/>
-                <w:color w:val="1f1f1f"/>
-              </w:rPr>
-            </w:pPr>
-            <w:r>
-              <w:rPr>
-                <w:rFonts w:ascii="Google Sans" w:cs="Google Sans" w:eastAsia="Google Sans" w:hAnsi="Google Sans"/>
-                <w:color w:val="1f1f1f"/>
-                <w:rtl w:val="0"/>
-              </w:rPr>
-              <w:t xml:space="preserve">—</w:t>
-            </w:r>
-          </w:p>
-        </w:tc>
-        <w:tc>
-          <w:tcPr>
-            <w:tcBorders>
-              <w:top w:color="c4c7c5" w:space="0" w:sz="6" w:val="single"/>
-              <w:left w:color="c4c7c5" w:space="0" w:sz="6" w:val="single"/>
-              <w:bottom w:color="c4c7c5" w:space="0" w:sz="6" w:val="single"/>
-              <w:right w:color="c4c7c5" w:space="0" w:sz="6" w:val="single"/>
-            </w:tcBorders>
-            <w:shd w:fill="auto" w:val="clear"/>
-            <w:tcMar>
-              <w:top w:w="120.0" w:type="dxa"/>
-              <w:left w:w="180.0" w:type="dxa"/>
-              <w:bottom w:w="120.0" w:type="dxa"/>
-              <w:right w:w="180.0" w:type="dxa"/>
-            </w:tcMar>
-            <w:vAlign w:val="top"/>
-          </w:tcPr>
-          <w:p>
-            <w:pPr>
-              <w:pBdr>
-                <w:top w:space="0" w:sz="0" w:val="nil"/>
-                <w:left w:space="0" w:sz="0" w:val="nil"/>
-                <w:bottom w:space="0" w:sz="0" w:val="nil"/>
-                <w:right w:space="0" w:sz="0" w:val="nil"/>
-                <w:between w:space="0" w:sz="0" w:val="nil"/>
-              </w:pBdr>
-              <w:shd w:fill="auto" w:val="clear"/>
-              <w:spacing w:after="120" w:before="120" w:line="275.9999942779541" w:lineRule="auto"/>
-              <w:rPr>
-                <w:rFonts w:ascii="Google Sans" w:cs="Google Sans" w:eastAsia="Google Sans" w:hAnsi="Google Sans"/>
-                <w:b w:val="1"/>
-                <w:bCs w:val="1"/>
-                <w:color w:val="1f1f1f"/>
-              </w:rPr>
-            </w:pPr>
-            <w:r>
-              <w:rPr>
-                <w:rFonts w:ascii="Google Sans" w:cs="Google Sans" w:eastAsia="Google Sans" w:hAnsi="Google Sans"/>
-                <w:b w:val="1"/>
-                <w:bCs w:val="1"/>
-                <w:color w:val="1f1f1f"/>
-                <w:rtl w:val="0"/>
-              </w:rPr>
-              <w:t xml:space="preserve">527 人</w:t>
-            </w:r>
-          </w:p>
-        </w:tc>
-        <w:tc>
-          <w:tcPr>
-            <w:tcBorders>
-              <w:top w:color="c4c7c5" w:space="0" w:sz="6" w:val="single"/>
-              <w:left w:color="c4c7c5" w:space="0" w:sz="6" w:val="single"/>
-              <w:bottom w:color="c4c7c5" w:space="0" w:sz="6" w:val="single"/>
-              <w:right w:color="c4c7c5" w:space="0" w:sz="6" w:val="single"/>
-            </w:tcBorders>
-            <w:shd w:fill="auto" w:val="clear"/>
-            <w:tcMar>
-              <w:top w:w="120.0" w:type="dxa"/>
-              <w:left w:w="180.0" w:type="dxa"/>
-              <w:bottom w:w="120.0" w:type="dxa"/>
-              <w:right w:w="180.0" w:type="dxa"/>
-            </w:tcMar>
-            <w:vAlign w:val="top"/>
-          </w:tcPr>
-          <w:p>
-            <w:pPr>
-              <w:pBdr>
-                <w:top w:space="0" w:sz="0" w:val="nil"/>
-                <w:left w:space="0" w:sz="0" w:val="nil"/>
-                <w:bottom w:space="0" w:sz="0" w:val="nil"/>
-                <w:right w:space="0" w:sz="0" w:val="nil"/>
-                <w:between w:space="0" w:sz="0" w:val="nil"/>
-              </w:pBdr>
-              <w:shd w:fill="auto" w:val="clear"/>
-              <w:spacing w:after="120" w:before="120" w:line="275.9999942779541" w:lineRule="auto"/>
-              <w:rPr>
-                <w:rFonts w:ascii="Google Sans" w:cs="Google Sans" w:eastAsia="Google Sans" w:hAnsi="Google Sans"/>
-                <w:color w:val="1f1f1f"/>
-              </w:rPr>
-            </w:pPr>
-            <w:r>
-              <w:rPr>
-                <w:rFonts w:ascii="Google Sans" w:cs="Google Sans" w:eastAsia="Google Sans" w:hAnsi="Google Sans"/>
-                <w:color w:val="1f1f1f"/>
-                <w:rtl w:val="0"/>
-              </w:rPr>
-              <w:t xml:space="preserve">—</w:t>
-            </w:r>
-          </w:p>
-        </w:tc>
-        <w:tc>
-          <w:tcPr>
-            <w:tcBorders>
-              <w:top w:color="c4c7c5" w:space="0" w:sz="6" w:val="single"/>
-              <w:left w:color="c4c7c5" w:space="0" w:sz="6" w:val="single"/>
-              <w:bottom w:color="c4c7c5" w:space="0" w:sz="6" w:val="single"/>
-              <w:right w:color="c4c7c5" w:space="0" w:sz="6" w:val="single"/>
-            </w:tcBorders>
-            <w:shd w:fill="auto" w:val="clear"/>
-            <w:tcMar>
-              <w:top w:w="120.0" w:type="dxa"/>
-              <w:left w:w="180.0" w:type="dxa"/>
-              <w:bottom w:w="120.0" w:type="dxa"/>
-              <w:right w:w="180.0" w:type="dxa"/>
-            </w:tcMar>
-            <w:vAlign w:val="top"/>
-          </w:tcPr>
-          <w:p>
-            <w:pPr>
-              <w:pBdr>
-                <w:top w:space="0" w:sz="0" w:val="nil"/>
-                <w:left w:space="0" w:sz="0" w:val="nil"/>
-                <w:bottom w:space="0" w:sz="0" w:val="nil"/>
-                <w:right w:space="0" w:sz="0" w:val="nil"/>
-                <w:between w:space="0" w:sz="0" w:val="nil"/>
-              </w:pBdr>
-              <w:shd w:fill="auto" w:val="clear"/>
-              <w:spacing w:after="120" w:before="120" w:line="275.9999942779541" w:lineRule="auto"/>
-              <w:rPr>
-                <w:rFonts w:ascii="Google Sans" w:cs="Google Sans" w:eastAsia="Google Sans" w:hAnsi="Google Sans"/>
-                <w:b w:val="1"/>
-                <w:bCs w:val="1"/>
-                <w:color w:val="1f1f1f"/>
-              </w:rPr>
-            </w:pPr>
-            <w:r>
-              <w:rPr>
-                <w:rFonts w:ascii="Google Sans" w:cs="Google Sans" w:eastAsia="Google Sans" w:hAnsi="Google Sans"/>
-                <w:b w:val="1"/>
-                <w:bCs w:val="1"/>
-                <w:color w:val="1f1f1f"/>
-                <w:rtl w:val="0"/>
-              </w:rPr>
-              <w:t xml:space="preserve">95.6% (均值)</w:t>
+            <w:r>
+              <w:t>1,223 人次</w:t>
+            </w:r>
+          </w:p>
+        </w:tc>
+        <w:tc>
+          <w:tcPr>
+            <w:tcBorders>
+              <w:top w:color="c4c7c5" w:space="0" w:sz="6" w:val="single"/>
+              <w:left w:color="c4c7c5" w:space="0" w:sz="6" w:val="single"/>
+              <w:bottom w:color="c4c7c5" w:space="0" w:sz="6" w:val="single"/>
+              <w:right w:color="c4c7c5" w:space="0" w:sz="6" w:val="single"/>
+            </w:tcBorders>
+            <w:shd w:fill="auto" w:val="clear"/>
+            <w:tcMar>
+              <w:top w:w="120.0" w:type="dxa"/>
+              <w:left w:w="180.0" w:type="dxa"/>
+              <w:bottom w:w="120.0" w:type="dxa"/>
+              <w:right w:w="180.0" w:type="dxa"/>
+            </w:tcMar>
+            <w:vAlign w:val="top"/>
+          </w:tcPr>
+          <w:p>
+            <w:r>
+              <w:t>556 人</w:t>
+            </w:r>
+          </w:p>
+        </w:tc>
+        <w:tc>
+          <w:tcPr>
+            <w:tcBorders>
+              <w:top w:color="c4c7c5" w:space="0" w:sz="6" w:val="single"/>
+              <w:left w:color="c4c7c5" w:space="0" w:sz="6" w:val="single"/>
+              <w:bottom w:color="c4c7c5" w:space="0" w:sz="6" w:val="single"/>
+              <w:right w:color="c4c7c5" w:space="0" w:sz="6" w:val="single"/>
+            </w:tcBorders>
+            <w:shd w:fill="auto" w:val="clear"/>
+            <w:tcMar>
+              <w:top w:w="120.0" w:type="dxa"/>
+              <w:left w:w="180.0" w:type="dxa"/>
+              <w:bottom w:w="120.0" w:type="dxa"/>
+              <w:right w:w="180.0" w:type="dxa"/>
+            </w:tcMar>
+            <w:vAlign w:val="top"/>
+          </w:tcPr>
+          <w:p>
+            <w:r>
+              <w:t>521 人</w:t>
+            </w:r>
+          </w:p>
+        </w:tc>
+        <w:tc>
+          <w:tcPr>
+            <w:tcBorders>
+              <w:top w:color="c4c7c5" w:space="0" w:sz="6" w:val="single"/>
+              <w:left w:color="c4c7c5" w:space="0" w:sz="6" w:val="single"/>
+              <w:bottom w:color="c4c7c5" w:space="0" w:sz="6" w:val="single"/>
+              <w:right w:color="c4c7c5" w:space="0" w:sz="6" w:val="single"/>
+            </w:tcBorders>
+            <w:shd w:fill="auto" w:val="clear"/>
+            <w:tcMar>
+              <w:top w:w="120.0" w:type="dxa"/>
+              <w:left w:w="180.0" w:type="dxa"/>
+              <w:bottom w:w="120.0" w:type="dxa"/>
+              <w:right w:w="180.0" w:type="dxa"/>
+            </w:tcMar>
+            <w:vAlign w:val="top"/>
+          </w:tcPr>
+          <w:p>
+            <w:r>
+              <w:t>46.5% (均值)</w:t>
+            </w:r>
+          </w:p>
+        </w:tc>
+        <w:tc>
+          <w:tcPr>
+            <w:tcBorders>
+              <w:top w:color="c4c7c5" w:space="0" w:sz="6" w:val="single"/>
+              <w:left w:color="c4c7c5" w:space="0" w:sz="6" w:val="single"/>
+              <w:bottom w:color="c4c7c5" w:space="0" w:sz="6" w:val="single"/>
+              <w:right w:color="c4c7c5" w:space="0" w:sz="6" w:val="single"/>
+            </w:tcBorders>
+            <w:shd w:fill="auto" w:val="clear"/>
+            <w:tcMar>
+              <w:top w:w="120.0" w:type="dxa"/>
+              <w:left w:w="180.0" w:type="dxa"/>
+              <w:bottom w:w="120.0" w:type="dxa"/>
+              <w:right w:w="180.0" w:type="dxa"/>
+            </w:tcMar>
+            <w:vAlign w:val="top"/>
+          </w:tcPr>
+          <w:p>
+            <w:r>
+              <w:t>93.7% (均值)</w:t>
             </w:r>
           </w:p>
         </w:tc>
@@ -2562,22 +2318,7 @@
         <w:ind w:left="967.5" w:hanging="360"/>
       </w:pPr>
       <w:r>
-        <w:rPr>
-          <w:rFonts w:ascii="Google Sans" w:cs="Google Sans" w:eastAsia="Google Sans" w:hAnsi="Google Sans"/>
-          <w:b w:val="1"/>
-          <w:bCs w:val="1"/>
-          <w:color w:val="1f1f1f"/>
-          <w:rtl w:val="0"/>
-        </w:rPr>
-        <w:t xml:space="preserve">113 學年度</w:t>
-      </w:r>
-      <w:r>
-        <w:rPr>
-          <w:rFonts w:ascii="Google Sans" w:cs="Google Sans" w:eastAsia="Google Sans" w:hAnsi="Google Sans"/>
-          <w:color w:val="1f1f1f"/>
-          <w:rtl w:val="0"/>
-        </w:rPr>
-        <w:t xml:space="preserve">：該年二階原始檔受密碼保護；志願序分發錄取為 114 人，最終報到名單為 109 人（對照校內 113 學年度問責報告第 17-18 頁，開學最終穩定註冊就讀為 106 人）。</w:t>
+        <w:t>113 學年度：二階報名為 247 人次（461 人，一階→二階報名率 53.6%）；志願序分發錄取為 114 人，最終報到名單為 109 人（錄取→報到率 95.6%）。</w:t>
       </w:r>
     </w:p>
     <w:p>
@@ -2598,22 +2339,7 @@
         <w:ind w:left="967.5" w:hanging="360"/>
       </w:pPr>
       <w:r>
-        <w:rPr>
-          <w:rFonts w:ascii="Google Sans" w:cs="Google Sans" w:eastAsia="Google Sans" w:hAnsi="Google Sans"/>
-          <w:b w:val="1"/>
-          <w:bCs w:val="1"/>
-          <w:color w:val="1f1f1f"/>
-          <w:rtl w:val="0"/>
-        </w:rPr>
-        <w:t xml:space="preserve">114 學年度</w:t>
-      </w:r>
-      <w:r>
-        <w:rPr>
-          <w:rFonts w:ascii="Google Sans" w:cs="Google Sans" w:eastAsia="Google Sans" w:hAnsi="Google Sans"/>
-          <w:color w:val="1f1f1f"/>
-          <w:rtl w:val="0"/>
-        </w:rPr>
-        <w:t xml:space="preserve">：二階總成績正備取合格公告為 162 人次（正取 136、備取 16），就讀志願序分發錄取名單為 86 人（分發即確定就讀報到名單）。</w:t>
+        <w:t>114 學年度：二階總成績正備取合格公告為 162 人次（正取 136、備取 16），就讀志願序分發錄取名單為 86 人，最終已報到名單為 80 人（錄取→報到率 93.0%）。</w:t>
       </w:r>
     </w:p>
     <w:p>
@@ -2634,22 +2360,7 @@
         <w:ind w:left="967.5" w:hanging="360"/>
       </w:pPr>
       <w:r>
-        <w:rPr>
-          <w:rFonts w:ascii="Google Sans" w:cs="Google Sans" w:eastAsia="Google Sans" w:hAnsi="Google Sans"/>
-          <w:b w:val="1"/>
-          <w:bCs w:val="1"/>
-          <w:color w:val="1f1f1f"/>
-          <w:rtl w:val="0"/>
-        </w:rPr>
-        <w:t xml:space="preserve">115 學年度</w:t>
-      </w:r>
-      <w:r>
-        <w:rPr>
-          <w:rFonts w:ascii="Google Sans" w:cs="Google Sans" w:eastAsia="Google Sans" w:hAnsi="Google Sans"/>
-          <w:color w:val="1f1f1f"/>
-          <w:rtl w:val="0"/>
-        </w:rPr>
-        <w:t xml:space="preserve">：分發結果檔案受密碼保護，最終教務處確認已報到新生名單共 78 人。</w:t>
+        <w:t>115 學年度：二階複試報名 162 人次，志願序分發錄取 85 人，最終已報到新生名單共 78 人（錄取→報到率 91.8%）。</w:t>
       </w:r>
     </w:p>
     <w:p>
@@ -9699,7 +9410,7 @@
           </w:tcPr>
           <w:p>
             <w:r>
-              <w:t>401 人次 (正備取372人次/345人)</w:t>
+              <w:t>401 人次（345 人）</w:t>
             </w:r>
           </w:p>
         </w:tc>
@@ -9977,79 +9688,31 @@
             <w:vAlign w:val="top"/>
           </w:tcPr>
           <w:p>
-            <w:pPr>
-              <w:pBdr>
-                <w:top w:space="0" w:sz="0" w:val="nil"/>
-                <w:left w:space="0" w:sz="0" w:val="nil"/>
-                <w:bottom w:space="0" w:sz="0" w:val="nil"/>
-                <w:right w:space="0" w:sz="0" w:val="nil"/>
-                <w:between w:space="0" w:sz="0" w:val="nil"/>
-              </w:pBdr>
-              <w:shd w:fill="auto" w:val="clear"/>
-              <w:spacing w:after="120" w:before="120" w:line="275.9999942779541" w:lineRule="auto"/>
-              <w:rPr>
-                <w:rFonts w:ascii="Google Sans" w:cs="Google Sans" w:eastAsia="Google Sans" w:hAnsi="Google Sans"/>
-                <w:b w:val="1"/>
-                <w:bCs w:val="1"/>
-                <w:color w:val="1f1f1f"/>
-              </w:rPr>
-            </w:pPr>
-            <w:r>
-              <w:rPr>
-                <w:rFonts w:ascii="Google Sans" w:cs="Google Sans" w:eastAsia="Google Sans" w:hAnsi="Google Sans"/>
-                <w:b w:val="1"/>
-                <w:bCs w:val="1"/>
-                <w:color w:val="1f1f1f"/>
-                <w:rtl w:val="0"/>
-              </w:rPr>
-              <w:t xml:space="preserve">2,310 人次</w:t>
-            </w:r>
-          </w:p>
-        </w:tc>
-        <w:tc>
-          <w:tcPr>
-            <w:tcBorders>
-              <w:top w:color="c4c7c5" w:space="0" w:sz="6" w:val="single"/>
-              <w:left w:color="c4c7c5" w:space="0" w:sz="6" w:val="single"/>
-              <w:bottom w:color="c4c7c5" w:space="0" w:sz="6" w:val="single"/>
-              <w:right w:color="c4c7c5" w:space="0" w:sz="6" w:val="single"/>
-            </w:tcBorders>
-            <w:shd w:fill="auto" w:val="clear"/>
-            <w:tcMar>
-              <w:top w:w="120.0" w:type="dxa"/>
-              <w:left w:w="180.0" w:type="dxa"/>
-              <w:bottom w:w="120.0" w:type="dxa"/>
-              <w:right w:w="180.0" w:type="dxa"/>
-            </w:tcMar>
-            <w:vAlign w:val="top"/>
-          </w:tcPr>
-          <w:p>
-            <w:pPr>
-              <w:pBdr>
-                <w:top w:space="0" w:sz="0" w:val="nil"/>
-                <w:left w:space="0" w:sz="0" w:val="nil"/>
-                <w:bottom w:space="0" w:sz="0" w:val="nil"/>
-                <w:right w:space="0" w:sz="0" w:val="nil"/>
-                <w:between w:space="0" w:sz="0" w:val="nil"/>
-              </w:pBdr>
-              <w:shd w:fill="auto" w:val="clear"/>
-              <w:spacing w:after="120" w:before="120" w:line="275.9999942779541" w:lineRule="auto"/>
-              <w:rPr>
-                <w:rFonts w:ascii="Google Sans" w:cs="Google Sans" w:eastAsia="Google Sans" w:hAnsi="Google Sans"/>
-                <w:b w:val="1"/>
-                <w:bCs w:val="1"/>
-                <w:color w:val="1f1f1f"/>
-              </w:rPr>
-            </w:pPr>
-            <w:r>
-              <w:rPr>
-                <w:rFonts w:ascii="Google Sans" w:cs="Google Sans" w:eastAsia="Google Sans" w:hAnsi="Google Sans"/>
-                <w:b w:val="1"/>
-                <w:bCs w:val="1"/>
-                <w:color w:val="1f1f1f"/>
-                <w:rtl w:val="0"/>
-              </w:rPr>
-              <w:t xml:space="preserve">755 人</w:t>
+            <w:r>
+              <w:t>2,339 人次</w:t>
+            </w:r>
+          </w:p>
+        </w:tc>
+        <w:tc>
+          <w:tcPr>
+            <w:tcBorders>
+              <w:top w:color="c4c7c5" w:space="0" w:sz="6" w:val="single"/>
+              <w:left w:color="c4c7c5" w:space="0" w:sz="6" w:val="single"/>
+              <w:bottom w:color="c4c7c5" w:space="0" w:sz="6" w:val="single"/>
+              <w:right w:color="c4c7c5" w:space="0" w:sz="6" w:val="single"/>
+            </w:tcBorders>
+            <w:shd w:fill="auto" w:val="clear"/>
+            <w:tcMar>
+              <w:top w:w="120.0" w:type="dxa"/>
+              <w:left w:w="180.0" w:type="dxa"/>
+              <w:bottom w:w="120.0" w:type="dxa"/>
+              <w:right w:w="180.0" w:type="dxa"/>
+            </w:tcMar>
+            <w:vAlign w:val="top"/>
+          </w:tcPr>
+          <w:p>
+            <w:r>
+              <w:t>757 人</w:t>
             </w:r>
           </w:p>
         </w:tc>
@@ -10161,32 +9824,8 @@
             <w:vAlign w:val="top"/>
           </w:tcPr>
           <w:p>
-            <w:pPr>
-              <w:pBdr>
-                <w:top w:space="0" w:sz="0" w:val="nil"/>
-                <w:left w:space="0" w:sz="0" w:val="nil"/>
-                <w:bottom w:space="0" w:sz="0" w:val="nil"/>
-                <w:right w:space="0" w:sz="0" w:val="nil"/>
-                <w:between w:space="0" w:sz="0" w:val="nil"/>
-              </w:pBdr>
-              <w:shd w:fill="auto" w:val="clear"/>
-              <w:spacing w:after="120" w:before="120" w:line="275.9999942779541" w:lineRule="auto"/>
-              <w:rPr>
-                <w:rFonts w:ascii="Google Sans" w:cs="Google Sans" w:eastAsia="Google Sans" w:hAnsi="Google Sans"/>
-                <w:b w:val="1"/>
-                <w:bCs w:val="1"/>
-                <w:color w:val="1f1f1f"/>
-              </w:rPr>
-            </w:pPr>
-            <w:r>
-              <w:rPr>
-                <w:rFonts w:ascii="Google Sans" w:cs="Google Sans" w:eastAsia="Google Sans" w:hAnsi="Google Sans"/>
-                <w:b w:val="1"/>
-                <w:bCs w:val="1"/>
-                <w:color w:val="1f1f1f"/>
-                <w:rtl w:val="0"/>
-              </w:rPr>
-              <w:t xml:space="preserve">32.8% (均值)</w:t>
+            <w:r>
+              <w:t>32.4% (均值)</w:t>
             </w:r>
           </w:p>
         </w:tc>
